--- a/Submission/Practical-11 of WDF.docx
+++ b/Submission/Practical-11 of WDF.docx
@@ -4,7 +4,6 @@
   <w:body>
     <w:p>
       <w:pPr>
-        <w:jc w:val="center"/>
         <w:rPr>
           <w:b/>
           <w:sz w:val="32"/>
@@ -54,14 +53,7 @@
           <w:b/>
           <w:sz w:val="28"/>
         </w:rPr>
-        <w:t>A</w:t>
-      </w:r>
-      <w:r>
-        <w:rPr>
-          <w:b/>
-          <w:sz w:val="28"/>
-        </w:rPr>
-        <w:t>. Theory</w:t>
+        <w:t>A. Theory</w:t>
       </w:r>
     </w:p>
     <w:p>
@@ -229,6 +221,9 @@
         <w:jc w:val="both"/>
       </w:pPr>
       <w:r>
+        <w:rPr>
+          <w:noProof/>
+        </w:rPr>
         <w:drawing>
           <wp:inline distT="0" distB="0" distL="0" distR="0" wp14:anchorId="49895C4A" wp14:editId="11021A01">
             <wp:extent cx="6308090" cy="6423660"/>
@@ -298,6 +293,9 @@
         <w:jc w:val="both"/>
       </w:pPr>
       <w:r>
+        <w:rPr>
+          <w:noProof/>
+        </w:rPr>
         <w:drawing>
           <wp:inline distT="0" distB="0" distL="0" distR="0" wp14:anchorId="715D4B50" wp14:editId="6F28F6CC">
             <wp:extent cx="6073140" cy="8191500"/>
@@ -349,6 +347,9 @@
         <w:jc w:val="both"/>
       </w:pPr>
       <w:r>
+        <w:rPr>
+          <w:noProof/>
+        </w:rPr>
         <w:drawing>
           <wp:inline distT="0" distB="0" distL="0" distR="0" wp14:anchorId="26D16B99" wp14:editId="0B819D1A">
             <wp:extent cx="6307330" cy="2407920"/>
@@ -391,10 +392,7 @@
         <w:jc w:val="both"/>
       </w:pPr>
       <w:r>
-        <w:t>Search and Filter: Find students by relevant details a</w:t>
-      </w:r>
-      <w:r>
-        <w:t>nd status.</w:t>
+        <w:t>Search and Filter: Find students by relevant details and status.</w:t>
       </w:r>
     </w:p>
     <w:p>
@@ -410,6 +408,9 @@
         <w:jc w:val="both"/>
       </w:pPr>
       <w:r>
+        <w:rPr>
+          <w:noProof/>
+        </w:rPr>
         <w:drawing>
           <wp:inline distT="0" distB="0" distL="0" distR="0" wp14:anchorId="666C349A" wp14:editId="2C481012">
             <wp:extent cx="6309360" cy="4632960"/>
@@ -767,15 +768,7 @@
         <w:bCs/>
         <w:szCs w:val="24"/>
       </w:rPr>
-      <w:t>Web Development Frame Work</w:t>
-    </w:r>
-    <w:r>
-      <w:rPr>
-        <w:rFonts w:cs="Times New Roman"/>
-        <w:bCs/>
-        <w:szCs w:val="24"/>
-      </w:rPr>
-      <w:t xml:space="preserve">                                                                                 </w:t>
+      <w:t xml:space="preserve">Web Development Frame Work                                                                                 </w:t>
     </w:r>
     <w:r>
       <w:rPr>
@@ -791,15 +784,7 @@
         <w:bCs/>
         <w:szCs w:val="24"/>
       </w:rPr>
-      <w:t xml:space="preserve"> </w:t>
-    </w:r>
-    <w:r>
-      <w:rPr>
-        <w:rFonts w:cs="Times New Roman"/>
-        <w:bCs/>
-        <w:szCs w:val="24"/>
-      </w:rPr>
-      <w:t>25DCE007</w:t>
+      <w:t xml:space="preserve"> 25DCE007</w:t>
     </w:r>
   </w:p>
 </w:hdr>
